--- a/cv-form/Shokumu-Keirekisho_NWENWE_WINTHAN_2026.docx
+++ b/cv-form/Shokumu-Keirekisho_NWENWE_WINTHAN_2026.docx
@@ -12,8 +12,8 @@
           <w:rFonts w:ascii="Yu Gothic" w:hAnsi="Yu Gothic" w:eastAsia="Yu Gothic"/>
           <w:b/>
           <w:i w:val="0"/>
-          <w:color w:val="1F3A5F"/>
-          <w:sz w:val="44"/>
+          <w:color w:val="14365C"/>
+          <w:sz w:val="42"/>
         </w:rPr>
         <w:t>職 務 経 歴 書</w:t>
       </w:r>
@@ -52,7 +52,7 @@
           <w:rFonts w:ascii="Yu Gothic" w:hAnsi="Yu Gothic" w:eastAsia="Yu Gothic"/>
           <w:b/>
           <w:i w:val="0"/>
-          <w:color w:val="1F3A5F"/>
+          <w:color w:val="14365C"/>
           <w:sz w:val="26"/>
         </w:rPr>
         <w:t>■ 職務要約</w:t>
@@ -118,7 +118,7 @@
           <w:rFonts w:ascii="Yu Gothic" w:hAnsi="Yu Gothic" w:eastAsia="Yu Gothic"/>
           <w:b/>
           <w:i w:val="0"/>
-          <w:color w:val="1F3A5F"/>
+          <w:color w:val="14365C"/>
           <w:sz w:val="26"/>
         </w:rPr>
         <w:t>■ 活かせる経験・知識・技術</w:t>
@@ -550,7 +550,7 @@
           <w:rFonts w:ascii="Yu Gothic" w:hAnsi="Yu Gothic" w:eastAsia="Yu Gothic"/>
           <w:b/>
           <w:i w:val="0"/>
-          <w:color w:val="1F3A5F"/>
+          <w:color w:val="14365C"/>
           <w:sz w:val="26"/>
         </w:rPr>
         <w:t>■ 職務経歴</w:t>
@@ -566,7 +566,7 @@
           <w:rFonts w:ascii="Yu Gothic" w:hAnsi="Yu Gothic" w:eastAsia="Yu Gothic"/>
           <w:b/>
           <w:i w:val="0"/>
-          <w:color w:val="1F3A5F"/>
+          <w:color w:val="14365C"/>
           <w:sz w:val="22"/>
         </w:rPr>
         <w:t>1. ゼネリックソリューション株式会社（2024年11月〜現在）</w:t>
@@ -1569,7 +1569,7 @@
           <w:rFonts w:ascii="Yu Gothic" w:hAnsi="Yu Gothic" w:eastAsia="Yu Gothic"/>
           <w:b/>
           <w:i w:val="0"/>
-          <w:color w:val="1F3A5F"/>
+          <w:color w:val="14365C"/>
           <w:sz w:val="22"/>
         </w:rPr>
         <w:t>2. スターソフト株式会社（2022年12月〜2024年10月）</w:t>
@@ -2584,7 +2584,7 @@
           <w:rFonts w:ascii="Yu Gothic" w:hAnsi="Yu Gothic" w:eastAsia="Yu Gothic"/>
           <w:b/>
           <w:i w:val="0"/>
-          <w:color w:val="1F3A5F"/>
+          <w:color w:val="14365C"/>
           <w:sz w:val="22"/>
         </w:rPr>
         <w:t>3. 株式会社シアトルコンサルティング「ＭＥＴＡ ＴＥＡＭ株式会社」（2018年06月〜2022年10月）</w:t>
@@ -4037,7 +4037,7 @@
           <w:rFonts w:ascii="Yu Gothic" w:hAnsi="Yu Gothic" w:eastAsia="Yu Gothic"/>
           <w:b/>
           <w:i w:val="0"/>
-          <w:color w:val="1F3A5F"/>
+          <w:color w:val="14365C"/>
           <w:sz w:val="22"/>
         </w:rPr>
         <w:t>4. OK Dollar株式会社（OK$）（2017年10月〜2018年04月）</w:t>
@@ -4572,7 +4572,7 @@
           <w:rFonts w:ascii="Yu Gothic" w:hAnsi="Yu Gothic" w:eastAsia="Yu Gothic"/>
           <w:b/>
           <w:i w:val="0"/>
-          <w:color w:val="1F3A5F"/>
+          <w:color w:val="14365C"/>
           <w:sz w:val="26"/>
         </w:rPr>
         <w:t>■ 個人開発（技術学習）</w:t>
@@ -4588,7 +4588,7 @@
           <w:rFonts w:ascii="Yu Gothic" w:hAnsi="Yu Gothic" w:eastAsia="Yu Gothic"/>
           <w:b/>
           <w:i w:val="0"/>
-          <w:color w:val="1F3A5F"/>
+          <w:color w:val="14365C"/>
           <w:sz w:val="22"/>
         </w:rPr>
         <w:t>spring-boot-todolist — REST API + React SPA</w:t>
@@ -4892,7 +4892,7 @@
           <w:rFonts w:ascii="Yu Gothic" w:hAnsi="Yu Gothic" w:eastAsia="Yu Gothic"/>
           <w:b/>
           <w:i w:val="0"/>
-          <w:color w:val="1F3A5F"/>
+          <w:color w:val="14365C"/>
           <w:sz w:val="26"/>
         </w:rPr>
         <w:t>■ テクニカルスキル</w:t>
@@ -4908,7 +4908,7 @@
           <w:rFonts w:ascii="Yu Gothic" w:hAnsi="Yu Gothic" w:eastAsia="Yu Gothic"/>
           <w:b/>
           <w:i w:val="0"/>
-          <w:color w:val="1F3A5F"/>
+          <w:color w:val="14365C"/>
           <w:sz w:val="22"/>
         </w:rPr>
         <w:t>言語</w:t>
@@ -5574,7 +5574,7 @@
           <w:rFonts w:ascii="Yu Gothic" w:hAnsi="Yu Gothic" w:eastAsia="Yu Gothic"/>
           <w:b/>
           <w:i w:val="0"/>
-          <w:color w:val="1F3A5F"/>
+          <w:color w:val="14365C"/>
           <w:sz w:val="22"/>
         </w:rPr>
         <w:t>フレームワーク・ライブラリ</w:t>
@@ -6114,7 +6114,7 @@
           <w:rFonts w:ascii="Yu Gothic" w:hAnsi="Yu Gothic" w:eastAsia="Yu Gothic"/>
           <w:b/>
           <w:i w:val="0"/>
-          <w:color w:val="1F3A5F"/>
+          <w:color w:val="14365C"/>
           <w:sz w:val="22"/>
         </w:rPr>
         <w:t>データベース</w:t>
@@ -6465,7 +6465,7 @@
           <w:rFonts w:ascii="Yu Gothic" w:hAnsi="Yu Gothic" w:eastAsia="Yu Gothic"/>
           <w:b/>
           <w:i w:val="0"/>
-          <w:color w:val="1F3A5F"/>
+          <w:color w:val="14365C"/>
           <w:sz w:val="22"/>
         </w:rPr>
         <w:t>OS・インフラ・その他</w:t>
@@ -7268,7 +7268,7 @@
           <w:rFonts w:ascii="Yu Gothic" w:hAnsi="Yu Gothic" w:eastAsia="Yu Gothic"/>
           <w:b/>
           <w:i w:val="0"/>
-          <w:color w:val="1F3A5F"/>
+          <w:color w:val="14365C"/>
           <w:sz w:val="26"/>
         </w:rPr>
         <w:t>■ 保有資格・語学力</w:t>
@@ -7284,7 +7284,7 @@
           <w:rFonts w:ascii="Yu Gothic" w:hAnsi="Yu Gothic" w:eastAsia="Yu Gothic"/>
           <w:b/>
           <w:i w:val="0"/>
-          <w:color w:val="1F3A5F"/>
+          <w:color w:val="14365C"/>
           <w:sz w:val="22"/>
         </w:rPr>
         <w:t>保有資格（取得時期順）</w:t>
@@ -7502,7 +7502,7 @@
           <w:rFonts w:ascii="Yu Gothic" w:hAnsi="Yu Gothic" w:eastAsia="Yu Gothic"/>
           <w:b/>
           <w:i w:val="0"/>
-          <w:color w:val="1F3A5F"/>
+          <w:color w:val="14365C"/>
           <w:sz w:val="22"/>
         </w:rPr>
         <w:t>語学力</w:t>
@@ -7762,7 +7762,7 @@
           <w:rFonts w:ascii="Yu Gothic" w:hAnsi="Yu Gothic" w:eastAsia="Yu Gothic"/>
           <w:b/>
           <w:i w:val="0"/>
-          <w:color w:val="1F3A5F"/>
+          <w:color w:val="14365C"/>
           <w:sz w:val="26"/>
         </w:rPr>
         <w:t>■ 学歴</w:t>
@@ -7948,7 +7948,7 @@
           <w:rFonts w:ascii="Yu Gothic" w:hAnsi="Yu Gothic" w:eastAsia="Yu Gothic"/>
           <w:b/>
           <w:i w:val="0"/>
-          <w:color w:val="1F3A5F"/>
+          <w:color w:val="14365C"/>
           <w:sz w:val="26"/>
         </w:rPr>
         <w:t>■ 自己PR</w:t>
@@ -7964,7 +7964,7 @@
           <w:rFonts w:ascii="Yu Gothic" w:hAnsi="Yu Gothic" w:eastAsia="Yu Gothic"/>
           <w:b/>
           <w:i w:val="0"/>
-          <w:color w:val="1F3A5F"/>
+          <w:color w:val="14365C"/>
           <w:sz w:val="22"/>
         </w:rPr>
         <w:t>上流工程から品質保証までの一貫した経験</w:t>
@@ -7993,7 +7993,7 @@
           <w:rFonts w:ascii="Yu Gothic" w:hAnsi="Yu Gothic" w:eastAsia="Yu Gothic"/>
           <w:b/>
           <w:i w:val="0"/>
-          <w:color w:val="1F3A5F"/>
+          <w:color w:val="14365C"/>
           <w:sz w:val="22"/>
         </w:rPr>
         <w:t>金融ドメインでの開発経験</w:t>
@@ -8022,7 +8022,7 @@
           <w:rFonts w:ascii="Yu Gothic" w:hAnsi="Yu Gothic" w:eastAsia="Yu Gothic"/>
           <w:b/>
           <w:i w:val="0"/>
-          <w:color w:val="1F3A5F"/>
+          <w:color w:val="14365C"/>
           <w:sz w:val="22"/>
         </w:rPr>
         <w:t>チームで成果を出す姿勢</w:t>
@@ -8051,7 +8051,7 @@
           <w:rFonts w:ascii="Yu Gothic" w:hAnsi="Yu Gothic" w:eastAsia="Yu Gothic"/>
           <w:b/>
           <w:i w:val="0"/>
-          <w:color w:val="1F3A5F"/>
+          <w:color w:val="14365C"/>
           <w:sz w:val="22"/>
         </w:rPr>
         <w:t>技術力向上への継続的な取り組み</w:t>
@@ -8080,7 +8080,7 @@
           <w:rFonts w:ascii="Yu Gothic" w:hAnsi="Yu Gothic" w:eastAsia="Yu Gothic"/>
           <w:b/>
           <w:i w:val="0"/>
-          <w:color w:val="1F3A5F"/>
+          <w:color w:val="14365C"/>
           <w:sz w:val="22"/>
         </w:rPr>
         <w:t>今後の目標</w:t>

--- a/cv-form/Shokumu-Keirekisho_NWENWE_WINTHAN_2026.docx
+++ b/cv-form/Shokumu-Keirekisho_NWENWE_WINTHAN_2026.docx
@@ -94,7 +94,7 @@
           <w:b w:val="0"/>
           <w:i w:val="0"/>
         </w:rPr>
-        <w:t>また、3つのプロジェクトにてサブリーダーを務め、5〜7名のチームに対する進捗管理、タスク割り振り、コードレビュー基準の整備を担当いたしました。今後も腰を据えて長期的に技術を深めながら、クラウド・コンテナ技術の習得を継続し、貴社の事業成長に貢献してまいりたいと考えております。</w:t>
+        <w:t>また、3つのプロジェクトにてチームリーダーを務め、5〜7名のチームに対する進捗管理、タスク割り振り、コードレビュー基準の整備を担当いたしました。今後も腰を据えて長期的に技術を深めながら、クラウド・コンテナ技術の習得を継続し、貴社の事業成長に貢献してまいりたいと考えております。</w:t>
       </w:r>
     </w:p>
     <w:p>
@@ -475,7 +475,7 @@
                 <w:i w:val="0"/>
                 <w:sz w:val="18"/>
               </w:rPr>
-              <w:t>サブリーダーとしての進捗管理、タスク割り振り、リソース配置、メンバー育成（5〜7名）</w:t>
+              <w:t>チームリーダーとしての進捗管理、タスク割り振り、リソース配置、メンバー育成（5〜7名）</w:t>
             </w:r>
           </w:p>
         </w:tc>
@@ -2672,7 +2672,7 @@
           <w:b w:val="0"/>
           <w:i w:val="0"/>
         </w:rPr>
-        <w:t>：ソフトウェアエンジニア（2018年06月〜2020年02月）→ サブリーダー（2020年02月〜2022年10月）</w:t>
+        <w:t>：開発者 → シニア開発者 → チームリーダー （2018年06月〜2020年02月：開発者／2020年02月〜2022年10月：リーダー職）</w:t>
       </w:r>
     </w:p>
     <w:p>
@@ -2917,7 +2917,7 @@
                 <w:i w:val="0"/>
                 <w:sz w:val="18"/>
               </w:rPr>
-              <w:t>・サブリーダーとしてのスケジュール管理、タスク割り振り、コードレビュー</w:t>
+              <w:t>・チームリーダーとしてのスケジュール管理、タスク割り振り、コードレビュー</w:t>
             </w:r>
           </w:p>
         </w:tc>
@@ -2972,7 +2972,7 @@
                 <w:i w:val="0"/>
                 <w:sz w:val="18"/>
               </w:rPr>
-              <w:t>・入社1年6か月でサブリーダーに任用され、6名チームの進捗管理とコードレビューを担当いたしました。</w:t>
+              <w:t>・入社1年6か月でチームリーダーに任用され、6名チームの進捗管理とコードレビューを担当いたしました。</w:t>
             </w:r>
             <w:r>
               <w:br/>
@@ -3143,7 +3143,7 @@
           <w:i w:val="0"/>
           <w:sz w:val="20"/>
         </w:rPr>
-        <w:t>3-2. Axis プロジェクト（電力管理システム）（2022年02月〜2022年05月／全7名・サブリーダー）</w:t>
+        <w:t>3-2. Axis プロジェクト（電力管理システム）（2022年02月〜2022年05月／全7名・チームリーダー）</w:t>
       </w:r>
     </w:p>
     <w:tbl>
@@ -3373,7 +3373,7 @@
                 <w:i w:val="0"/>
                 <w:sz w:val="18"/>
               </w:rPr>
-              <w:t>・サブリーダーとしてのメンバー管理、単体テスト実施、コードレビュー</w:t>
+              <w:t>・チームリーダーとしてのメンバー管理、単体テスト実施、コードレビュー</w:t>
             </w:r>
           </w:p>
         </w:tc>
@@ -3416,7 +3416,7 @@
                 <w:i w:val="0"/>
                 <w:sz w:val="18"/>
               </w:rPr>
-              <w:t>・サブリーダーとして情報共有を徹底し、毎朝、進捗状況・当日作業・残タスクをチーム全員で確認することで、作業の漏れ・重複を無くし、作業効率を向上させました。</w:t>
+              <w:t>・チームリーダーとして情報共有を徹底し、毎朝、進捗状況・当日作業・残タスクをチーム全員で確認することで、作業の漏れ・重複を無くし、作業効率を向上させました。</w:t>
             </w:r>
             <w:r>
               <w:br/>
@@ -3805,7 +3805,7 @@
                 <w:i w:val="0"/>
                 <w:sz w:val="18"/>
               </w:rPr>
-              <w:t>・サブリーダーとしてのスケジュール設定、リソース配置、進捗管理、作業割り振り</w:t>
+              <w:t>・チームリーダーとしてのスケジュール設定、リソース配置、進捗管理、作業割り振り</w:t>
             </w:r>
           </w:p>
         </w:tc>
@@ -3872,7 +3872,7 @@
                 <w:i w:val="0"/>
                 <w:sz w:val="18"/>
               </w:rPr>
-              <w:t>・サブリーダーとして毎朝の進捗確認を徹底し、作業効率を向上させました。</w:t>
+              <w:t>・チームリーダーとして毎朝の進捗確認を徹底し、作業効率を向上させました。</w:t>
             </w:r>
           </w:p>
         </w:tc>
@@ -4125,7 +4125,7 @@
           <w:b w:val="0"/>
           <w:i w:val="0"/>
         </w:rPr>
-        <w:t>：ソフトウェアエンジニア（プログラマー／全5名）</w:t>
+        <w:t>：インターン開発者（プログラマー／全5名）</w:t>
       </w:r>
     </w:p>
     <w:p>
@@ -8038,7 +8038,7 @@
           <w:b w:val="0"/>
           <w:i w:val="0"/>
         </w:rPr>
-        <w:t>ToolSite、Axis、Spiderの3プロジェクトにてサブリーダーを務め、5〜7名のチームの進捗管理、タスク割り振り、リソース配置、コードレビューを担当いたしました。いずれのプロジェクトでも、毎朝チーム全員で進捗状況・当日作業・残タスクを確認する運用を徹底し、作業の漏れ・重複を解消いたしました。ToolSiteでは、スケジュールが大幅に遅延した際にタスクの再編成案をリーダーに提案し、他メンバーの作業を引き取ることで納期回復に貢献しております。また、Spiderプロジェクトでは厚生労働省との仕様調整を直接担当し、官公庁を含む関係者との折衝経験も積んでまいりました。</w:t>
+        <w:t>ToolSite、Axis、Spiderの3プロジェクトにてチームリーダーを務め、5〜7名のチームの進捗管理、タスク割り振り、リソース配置、コードレビューを担当いたしました。いずれのプロジェクトでも、毎朝チーム全員で進捗状況・当日作業・残タスクを確認する運用を徹底し、作業の漏れ・重複を解消いたしました。ToolSiteでは、スケジュールが大幅に遅延した際にタスクの再編成案をリーダーに提案し、他メンバーの作業を引き取ることで納期回復に貢献しております。また、Spiderプロジェクトでは厚生労働省との仕様調整を直接担当し、官公庁を含む関係者との折衝経験も積んでまいりました。</w:t>
       </w:r>
     </w:p>
     <w:p>

--- a/cv-form/Shokumu-Keirekisho_NWENWE_WINTHAN_2026.docx
+++ b/cv-form/Shokumu-Keirekisho_NWENWE_WINTHAN_2026.docx
@@ -35,7 +35,7 @@
       <w:pPr>
         <w:spacing w:before="80" w:after="120"/>
         <w:pBdr>
-          <w:bottom w:val="single" w:sz="6" w:color="1F3A5F"/>
+          <w:bottom w:val="single" w:sz="6" w:color="14365C"/>
         </w:pBdr>
       </w:pPr>
     </w:p>
@@ -44,7 +44,7 @@
         <w:keepNext/>
         <w:spacing w:before="200" w:after="60"/>
         <w:pBdr>
-          <w:bottom w:val="single" w:sz="6" w:color="1F3A5F"/>
+          <w:bottom w:val="single" w:sz="6" w:color="14365C"/>
         </w:pBdr>
       </w:pPr>
       <w:r>
@@ -101,7 +101,7 @@
       <w:pPr>
         <w:spacing w:before="80" w:after="120"/>
         <w:pBdr>
-          <w:bottom w:val="single" w:sz="6" w:color="1F3A5F"/>
+          <w:bottom w:val="single" w:sz="6" w:color="14365C"/>
         </w:pBdr>
       </w:pPr>
     </w:p>
@@ -110,7 +110,7 @@
         <w:keepNext/>
         <w:spacing w:before="200" w:after="60"/>
         <w:pBdr>
-          <w:bottom w:val="single" w:sz="6" w:color="1F3A5F"/>
+          <w:bottom w:val="single" w:sz="6" w:color="14365C"/>
         </w:pBdr>
       </w:pPr>
       <w:r>
@@ -533,7 +533,7 @@
       <w:pPr>
         <w:spacing w:before="80" w:after="120"/>
         <w:pBdr>
-          <w:bottom w:val="single" w:sz="6" w:color="1F3A5F"/>
+          <w:bottom w:val="single" w:sz="6" w:color="14365C"/>
         </w:pBdr>
       </w:pPr>
     </w:p>
@@ -542,7 +542,7 @@
         <w:keepNext/>
         <w:spacing w:before="200" w:after="60"/>
         <w:pBdr>
-          <w:bottom w:val="single" w:sz="6" w:color="1F3A5F"/>
+          <w:bottom w:val="single" w:sz="6" w:color="14365C"/>
         </w:pBdr>
       </w:pPr>
       <w:r>
@@ -1555,7 +1555,7 @@
       <w:pPr>
         <w:spacing w:before="80" w:after="120"/>
         <w:pBdr>
-          <w:bottom w:val="single" w:sz="6" w:color="1F3A5F"/>
+          <w:bottom w:val="single" w:sz="6" w:color="14365C"/>
         </w:pBdr>
       </w:pPr>
     </w:p>
@@ -2570,7 +2570,7 @@
       <w:pPr>
         <w:spacing w:before="80" w:after="120"/>
         <w:pBdr>
-          <w:bottom w:val="single" w:sz="6" w:color="1F3A5F"/>
+          <w:bottom w:val="single" w:sz="6" w:color="14365C"/>
         </w:pBdr>
       </w:pPr>
     </w:p>
@@ -4023,7 +4023,7 @@
       <w:pPr>
         <w:spacing w:before="80" w:after="120"/>
         <w:pBdr>
-          <w:bottom w:val="single" w:sz="6" w:color="1F3A5F"/>
+          <w:bottom w:val="single" w:sz="6" w:color="14365C"/>
         </w:pBdr>
       </w:pPr>
     </w:p>
@@ -4555,7 +4555,7 @@
       <w:pPr>
         <w:spacing w:before="80" w:after="120"/>
         <w:pBdr>
-          <w:bottom w:val="single" w:sz="6" w:color="1F3A5F"/>
+          <w:bottom w:val="single" w:sz="6" w:color="14365C"/>
         </w:pBdr>
       </w:pPr>
     </w:p>
@@ -4564,7 +4564,7 @@
         <w:keepNext/>
         <w:spacing w:before="200" w:after="60"/>
         <w:pBdr>
-          <w:bottom w:val="single" w:sz="6" w:color="1F3A5F"/>
+          <w:bottom w:val="single" w:sz="6" w:color="14365C"/>
         </w:pBdr>
       </w:pPr>
       <w:r>
@@ -4875,7 +4875,7 @@
       <w:pPr>
         <w:spacing w:before="80" w:after="120"/>
         <w:pBdr>
-          <w:bottom w:val="single" w:sz="6" w:color="1F3A5F"/>
+          <w:bottom w:val="single" w:sz="6" w:color="14365C"/>
         </w:pBdr>
       </w:pPr>
     </w:p>
@@ -4884,7 +4884,7 @@
         <w:keepNext/>
         <w:spacing w:before="200" w:after="60"/>
         <w:pBdr>
-          <w:bottom w:val="single" w:sz="6" w:color="1F3A5F"/>
+          <w:bottom w:val="single" w:sz="6" w:color="14365C"/>
         </w:pBdr>
       </w:pPr>
       <w:r>
@@ -7251,7 +7251,7 @@
       <w:pPr>
         <w:spacing w:before="80" w:after="120"/>
         <w:pBdr>
-          <w:bottom w:val="single" w:sz="6" w:color="1F3A5F"/>
+          <w:bottom w:val="single" w:sz="6" w:color="14365C"/>
         </w:pBdr>
       </w:pPr>
     </w:p>
@@ -7260,7 +7260,7 @@
         <w:keepNext/>
         <w:spacing w:before="200" w:after="60"/>
         <w:pBdr>
-          <w:bottom w:val="single" w:sz="6" w:color="1F3A5F"/>
+          <w:bottom w:val="single" w:sz="6" w:color="14365C"/>
         </w:pBdr>
       </w:pPr>
       <w:r>
@@ -7444,7 +7444,7 @@
           <w:b/>
           <w:i w:val="0"/>
         </w:rPr>
-        <w:t>IELTS 6.0／英検準1級</w:t>
+        <w:t>IELTS 6.5／英検準1級</w:t>
       </w:r>
       <w:r>
         <w:rPr>
@@ -7644,7 +7644,7 @@
                 <w:i w:val="0"/>
                 <w:sz w:val="18"/>
               </w:rPr>
-              <w:t>ビジネスレベル（TOEIC 710点、IELTS 6.0）</w:t>
+              <w:t>ビジネスレベル（TOEIC 710点、IELTS 6.5）</w:t>
             </w:r>
           </w:p>
         </w:tc>
@@ -7745,7 +7745,7 @@
       <w:pPr>
         <w:spacing w:before="80" w:after="120"/>
         <w:pBdr>
-          <w:bottom w:val="single" w:sz="6" w:color="1F3A5F"/>
+          <w:bottom w:val="single" w:sz="6" w:color="14365C"/>
         </w:pBdr>
       </w:pPr>
     </w:p>
@@ -7754,7 +7754,7 @@
         <w:keepNext/>
         <w:spacing w:before="200" w:after="60"/>
         <w:pBdr>
-          <w:bottom w:val="single" w:sz="6" w:color="1F3A5F"/>
+          <w:bottom w:val="single" w:sz="6" w:color="14365C"/>
         </w:pBdr>
       </w:pPr>
       <w:r>
@@ -7931,7 +7931,7 @@
       <w:pPr>
         <w:spacing w:before="80" w:after="120"/>
         <w:pBdr>
-          <w:bottom w:val="single" w:sz="6" w:color="1F3A5F"/>
+          <w:bottom w:val="single" w:sz="6" w:color="14365C"/>
         </w:pBdr>
       </w:pPr>
     </w:p>
@@ -7940,7 +7940,7 @@
         <w:keepNext/>
         <w:spacing w:before="200" w:after="60"/>
         <w:pBdr>
-          <w:bottom w:val="single" w:sz="6" w:color="1F3A5F"/>
+          <w:bottom w:val="single" w:sz="6" w:color="14365C"/>
         </w:pBdr>
       </w:pPr>
       <w:r>
